--- a/tests/OfficeAgent.Tests/Corpus/v1.0.0/native/outputs/w-headerfooter.docx
+++ b/tests/OfficeAgent.Tests/Corpus/v1.0.0/native/outputs/w-headerfooter.docx
@@ -49,8 +49,8 @@
       </w:r>
     </w:p>
     <w:sectPr>
-      <w:headerReference xmlns:r="http://schemas.openxmlformats.org/officeDocument/2006/relationships" w:type="default" r:id="R96a489c80e694b29"/>
-      <w:footerReference xmlns:r="http://schemas.openxmlformats.org/officeDocument/2006/relationships" w:type="default" r:id="R0324afd685a846bc"/>
+      <w:headerReference xmlns:r="http://schemas.openxmlformats.org/officeDocument/2006/relationships" w:type="default" r:id="R0d17b4209c2a4abd"/>
+      <w:footerReference xmlns:r="http://schemas.openxmlformats.org/officeDocument/2006/relationships" w:type="default" r:id="Racc8c4ea059f4f64"/>
     </w:sectPr>
   </w:body>
 </w:document>

--- a/tests/OfficeAgent.Tests/Corpus/v1.0.0/native/outputs/w-headerfooter.docx
+++ b/tests/OfficeAgent.Tests/Corpus/v1.0.0/native/outputs/w-headerfooter.docx
@@ -49,8 +49,8 @@
       </w:r>
     </w:p>
     <w:sectPr>
-      <w:headerReference xmlns:r="http://schemas.openxmlformats.org/officeDocument/2006/relationships" w:type="default" r:id="R0d17b4209c2a4abd"/>
-      <w:footerReference xmlns:r="http://schemas.openxmlformats.org/officeDocument/2006/relationships" w:type="default" r:id="Racc8c4ea059f4f64"/>
+      <w:headerReference xmlns:r="http://schemas.openxmlformats.org/officeDocument/2006/relationships" w:type="default" r:id="R4551e145e6be4ff3"/>
+      <w:footerReference xmlns:r="http://schemas.openxmlformats.org/officeDocument/2006/relationships" w:type="default" r:id="Rf0d86615c1754649"/>
     </w:sectPr>
   </w:body>
 </w:document>

--- a/tests/OfficeAgent.Tests/Corpus/v1.0.0/native/outputs/w-headerfooter.docx
+++ b/tests/OfficeAgent.Tests/Corpus/v1.0.0/native/outputs/w-headerfooter.docx
@@ -49,8 +49,8 @@
       </w:r>
     </w:p>
     <w:sectPr>
-      <w:headerReference xmlns:r="http://schemas.openxmlformats.org/officeDocument/2006/relationships" w:type="default" r:id="R4551e145e6be4ff3"/>
-      <w:footerReference xmlns:r="http://schemas.openxmlformats.org/officeDocument/2006/relationships" w:type="default" r:id="Rf0d86615c1754649"/>
+      <w:headerReference xmlns:r="http://schemas.openxmlformats.org/officeDocument/2006/relationships" w:type="default" r:id="Rd3c51a0c21bc48eb"/>
+      <w:footerReference xmlns:r="http://schemas.openxmlformats.org/officeDocument/2006/relationships" w:type="default" r:id="R8a38eb32563e438f"/>
     </w:sectPr>
   </w:body>
 </w:document>

--- a/tests/OfficeAgent.Tests/Corpus/v1.0.0/native/outputs/w-headerfooter.docx
+++ b/tests/OfficeAgent.Tests/Corpus/v1.0.0/native/outputs/w-headerfooter.docx
@@ -49,8 +49,8 @@
       </w:r>
     </w:p>
     <w:sectPr>
-      <w:headerReference xmlns:r="http://schemas.openxmlformats.org/officeDocument/2006/relationships" w:type="default" r:id="Rd3c51a0c21bc48eb"/>
-      <w:footerReference xmlns:r="http://schemas.openxmlformats.org/officeDocument/2006/relationships" w:type="default" r:id="R8a38eb32563e438f"/>
+      <w:headerReference xmlns:r="http://schemas.openxmlformats.org/officeDocument/2006/relationships" w:type="default" r:id="R605887feab6a4ea5"/>
+      <w:footerReference xmlns:r="http://schemas.openxmlformats.org/officeDocument/2006/relationships" w:type="default" r:id="Rdc53763b9a4d4852"/>
     </w:sectPr>
   </w:body>
 </w:document>

--- a/tests/OfficeAgent.Tests/Corpus/v1.0.0/native/outputs/w-headerfooter.docx
+++ b/tests/OfficeAgent.Tests/Corpus/v1.0.0/native/outputs/w-headerfooter.docx
@@ -49,8 +49,8 @@
       </w:r>
     </w:p>
     <w:sectPr>
-      <w:headerReference xmlns:r="http://schemas.openxmlformats.org/officeDocument/2006/relationships" w:type="default" r:id="R605887feab6a4ea5"/>
-      <w:footerReference xmlns:r="http://schemas.openxmlformats.org/officeDocument/2006/relationships" w:type="default" r:id="Rdc53763b9a4d4852"/>
+      <w:headerReference xmlns:r="http://schemas.openxmlformats.org/officeDocument/2006/relationships" w:type="default" r:id="R3ffb0cda0dda4bc4"/>
+      <w:footerReference xmlns:r="http://schemas.openxmlformats.org/officeDocument/2006/relationships" w:type="default" r:id="Rc7adbec5179d4a24"/>
     </w:sectPr>
   </w:body>
 </w:document>
